--- a/outputs/09_ablation/T19_search_and_optimization_ablation.docx
+++ b/outputs/09_ablation/T19_search_and_optimization_ablation.docx
@@ -2518,7 +2518,7 @@
           <w:i/>
           <w:sz w:val="14"/>
         </w:rPr>
-        <w:t>Generated by PV-MEPCG / PulseVision at 2026-09-10T04:36:27.953800+00:00</w:t>
+        <w:t>Generated by PV-MEPCG / PulseVision at 2026-09-11T05:48:22.049533+00:00</w:t>
       </w:r>
     </w:p>
     <w:sectPr>
